--- a/MAT/XI class/ФОРМУЛИ ЗА ТРИГОНОМЕТРИЧНИ ФУНКЦИИ.docx
+++ b/MAT/XI class/ФОРМУЛИ ЗА ТРИГОНОМЕТРИЧНИ ФУНКЦИИ.docx
@@ -2593,16 +2593,7 @@
                     <w:rPr>
                       <w:rFonts w:ascii="Cambria Math" w:eastAsiaTheme="minorEastAsia" w:hAnsi="Cambria Math"/>
                     </w:rPr>
-                    <m:t>π</m:t>
-                  </m:r>
-                  <m:r>
-                    <m:rPr>
-                      <m:sty m:val="b"/>
-                    </m:rPr>
-                    <w:rPr>
-                      <w:rFonts w:ascii="Cambria Math" w:eastAsiaTheme="minorEastAsia" w:hAnsi="Cambria Math"/>
-                    </w:rPr>
-                    <m:t>+α</m:t>
+                    <m:t>π+α</m:t>
                   </m:r>
                 </m:e>
               </m:d>
@@ -2667,16 +2658,7 @@
                     <w:rPr>
                       <w:rFonts w:ascii="Cambria Math" w:eastAsiaTheme="minorEastAsia" w:hAnsi="Cambria Math"/>
                     </w:rPr>
-                    <m:t>π</m:t>
-                  </m:r>
-                  <m:r>
-                    <m:rPr>
-                      <m:sty m:val="b"/>
-                    </m:rPr>
-                    <w:rPr>
-                      <w:rFonts w:ascii="Cambria Math" w:eastAsiaTheme="minorEastAsia" w:hAnsi="Cambria Math"/>
-                    </w:rPr>
-                    <m:t>+α</m:t>
+                    <m:t>π+α</m:t>
                   </m:r>
                 </m:e>
               </m:d>
@@ -2739,16 +2721,7 @@
                     <w:rPr>
                       <w:rFonts w:ascii="Cambria Math" w:eastAsiaTheme="minorEastAsia" w:hAnsi="Cambria Math"/>
                     </w:rPr>
-                    <m:t>π</m:t>
-                  </m:r>
-                  <m:r>
-                    <m:rPr>
-                      <m:sty m:val="b"/>
-                    </m:rPr>
-                    <w:rPr>
-                      <w:rFonts w:ascii="Cambria Math" w:eastAsiaTheme="minorEastAsia" w:hAnsi="Cambria Math"/>
-                    </w:rPr>
-                    <m:t>+α</m:t>
+                    <m:t>π+α</m:t>
                   </m:r>
                 </m:e>
               </m:d>
@@ -2812,16 +2785,7 @@
                     <w:rPr>
                       <w:rFonts w:ascii="Cambria Math" w:eastAsiaTheme="minorEastAsia" w:hAnsi="Cambria Math"/>
                     </w:rPr>
-                    <m:t>π</m:t>
-                  </m:r>
-                  <m:r>
-                    <m:rPr>
-                      <m:sty m:val="b"/>
-                    </m:rPr>
-                    <w:rPr>
-                      <w:rFonts w:ascii="Cambria Math" w:eastAsiaTheme="minorEastAsia" w:hAnsi="Cambria Math"/>
-                    </w:rPr>
-                    <m:t>+α</m:t>
+                    <m:t>π+α</m:t>
                   </m:r>
                 </m:e>
               </m:d>
@@ -2884,16 +2848,7 @@
                     <w:rPr>
                       <w:rFonts w:ascii="Cambria Math" w:eastAsiaTheme="minorEastAsia" w:hAnsi="Cambria Math"/>
                     </w:rPr>
-                    <m:t>π</m:t>
-                  </m:r>
-                  <m:r>
-                    <m:rPr>
-                      <m:sty m:val="b"/>
-                    </m:rPr>
-                    <w:rPr>
-                      <w:rFonts w:ascii="Cambria Math" w:eastAsiaTheme="minorEastAsia" w:hAnsi="Cambria Math"/>
-                    </w:rPr>
-                    <m:t>-α</m:t>
+                    <m:t>π-α</m:t>
                   </m:r>
                 </m:e>
               </m:d>
@@ -2952,16 +2907,7 @@
                     <w:rPr>
                       <w:rFonts w:ascii="Cambria Math" w:eastAsiaTheme="minorEastAsia" w:hAnsi="Cambria Math"/>
                     </w:rPr>
-                    <m:t>π</m:t>
-                  </m:r>
-                  <m:r>
-                    <m:rPr>
-                      <m:sty m:val="b"/>
-                    </m:rPr>
-                    <w:rPr>
-                      <w:rFonts w:ascii="Cambria Math" w:eastAsiaTheme="minorEastAsia" w:hAnsi="Cambria Math"/>
-                    </w:rPr>
-                    <m:t>-α</m:t>
+                    <m:t>π-α</m:t>
                   </m:r>
                 </m:e>
               </m:d>
@@ -2972,16 +2918,7 @@
                 <w:rPr>
                   <w:rFonts w:ascii="Cambria Math" w:eastAsiaTheme="minorEastAsia" w:hAnsi="Cambria Math"/>
                 </w:rPr>
-                <m:t>=</m:t>
-              </m:r>
-              <m:r>
-                <m:rPr>
-                  <m:sty m:val="p"/>
-                </m:rPr>
-                <w:rPr>
-                  <w:rFonts w:ascii="Cambria Math" w:eastAsiaTheme="minorEastAsia" w:hAnsi="Cambria Math"/>
-                </w:rPr>
-                <m:t>-</m:t>
+                <m:t>=-</m:t>
               </m:r>
               <m:r>
                 <m:rPr>
@@ -3034,16 +2971,7 @@
                     <w:rPr>
                       <w:rFonts w:ascii="Cambria Math" w:eastAsiaTheme="minorEastAsia" w:hAnsi="Cambria Math"/>
                     </w:rPr>
-                    <m:t>π</m:t>
-                  </m:r>
-                  <m:r>
-                    <m:rPr>
-                      <m:sty m:val="b"/>
-                    </m:rPr>
-                    <w:rPr>
-                      <w:rFonts w:ascii="Cambria Math" w:eastAsiaTheme="minorEastAsia" w:hAnsi="Cambria Math"/>
-                    </w:rPr>
-                    <m:t>-α</m:t>
+                    <m:t>π-α</m:t>
                   </m:r>
                 </m:e>
               </m:d>
@@ -3101,16 +3029,7 @@
                     <w:rPr>
                       <w:rFonts w:ascii="Cambria Math" w:eastAsiaTheme="minorEastAsia" w:hAnsi="Cambria Math"/>
                     </w:rPr>
-                    <m:t>π</m:t>
-                  </m:r>
-                  <m:r>
-                    <m:rPr>
-                      <m:sty m:val="b"/>
-                    </m:rPr>
-                    <w:rPr>
-                      <w:rFonts w:ascii="Cambria Math" w:eastAsiaTheme="minorEastAsia" w:hAnsi="Cambria Math"/>
-                    </w:rPr>
-                    <m:t>-α</m:t>
+                    <m:t>π-α</m:t>
                   </m:r>
                 </m:e>
               </m:d>
@@ -3121,16 +3040,7 @@
                 <w:rPr>
                   <w:rFonts w:ascii="Cambria Math" w:eastAsiaTheme="minorEastAsia" w:hAnsi="Cambria Math"/>
                 </w:rPr>
-                <m:t>=</m:t>
-              </m:r>
-              <m:r>
-                <m:rPr>
-                  <m:sty m:val="p"/>
-                </m:rPr>
-                <w:rPr>
-                  <w:rFonts w:ascii="Cambria Math" w:eastAsiaTheme="minorEastAsia" w:hAnsi="Cambria Math"/>
-                </w:rPr>
-                <m:t>-</m:t>
+                <m:t>=-</m:t>
               </m:r>
               <m:r>
                 <m:rPr>
@@ -4492,6 +4402,188 @@
           </w:tcPr>
           <w:p>
             <w:pPr>
+              <w:spacing w:before="120"/>
+              <w:jc w:val="center"/>
+              <w:rPr>
+                <w:rFonts w:ascii="Cambria Math" w:eastAsiaTheme="minorEastAsia" w:hAnsi="Cambria Math"/>
+              </w:rPr>
+            </w:pPr>
+            <m:oMathPara>
+              <m:oMath>
+                <m:sSup>
+                  <m:sSupPr>
+                    <m:ctrlPr>
+                      <w:rPr>
+                        <w:rFonts w:ascii="Cambria Math" w:hAnsi="Cambria Math"/>
+                        <w:i/>
+                      </w:rPr>
+                    </m:ctrlPr>
+                  </m:sSupPr>
+                  <m:e>
+                    <m:r>
+                      <w:rPr>
+                        <w:rFonts w:ascii="Cambria Math" w:hAnsi="Cambria Math"/>
+                      </w:rPr>
+                      <m:t>sin</m:t>
+                    </m:r>
+                  </m:e>
+                  <m:sup>
+                    <m:r>
+                      <w:rPr>
+                        <w:rFonts w:ascii="Cambria Math" w:hAnsi="Cambria Math"/>
+                      </w:rPr>
+                      <m:t>2</m:t>
+                    </m:r>
+                  </m:sup>
+                </m:sSup>
+                <m:r>
+                  <w:rPr>
+                    <w:rFonts w:ascii="Cambria Math" w:hAnsi="Cambria Math"/>
+                  </w:rPr>
+                  <m:t>α</m:t>
+                </m:r>
+                <m:r>
+                  <w:rPr>
+                    <w:rFonts w:ascii="Cambria Math" w:hAnsi="Cambria Math"/>
+                  </w:rPr>
+                  <m:t>=</m:t>
+                </m:r>
+                <m:f>
+                  <m:fPr>
+                    <m:ctrlPr>
+                      <w:rPr>
+                        <w:rFonts w:ascii="Cambria Math" w:hAnsi="Cambria Math"/>
+                        <w:i/>
+                      </w:rPr>
+                    </m:ctrlPr>
+                  </m:fPr>
+                  <m:num>
+                    <m:r>
+                      <w:rPr>
+                        <w:rFonts w:ascii="Cambria Math" w:hAnsi="Cambria Math"/>
+                      </w:rPr>
+                      <m:t>1-cos</m:t>
+                    </m:r>
+                    <m:r>
+                      <w:rPr>
+                        <w:rFonts w:ascii="Cambria Math" w:hAnsi="Cambria Math"/>
+                      </w:rPr>
+                      <m:t>2</m:t>
+                    </m:r>
+                    <m:r>
+                      <w:rPr>
+                        <w:rFonts w:ascii="Cambria Math" w:hAnsi="Cambria Math"/>
+                      </w:rPr>
+                      <m:t>α</m:t>
+                    </m:r>
+                  </m:num>
+                  <m:den>
+                    <m:r>
+                      <w:rPr>
+                        <w:rFonts w:ascii="Cambria Math" w:hAnsi="Cambria Math"/>
+                      </w:rPr>
+                      <m:t>2</m:t>
+                    </m:r>
+                  </m:den>
+                </m:f>
+              </m:oMath>
+            </m:oMathPara>
+          </w:p>
+          <w:p>
+            <w:pPr>
+              <w:spacing w:before="120"/>
+              <w:jc w:val="center"/>
+              <w:rPr>
+                <w:rFonts w:ascii="Cambria Math" w:eastAsiaTheme="minorEastAsia" w:hAnsi="Cambria Math"/>
+              </w:rPr>
+            </w:pPr>
+            <m:oMathPara>
+              <m:oMath>
+                <m:sSup>
+                  <m:sSupPr>
+                    <m:ctrlPr>
+                      <w:rPr>
+                        <w:rFonts w:ascii="Cambria Math" w:hAnsi="Cambria Math"/>
+                        <w:i/>
+                      </w:rPr>
+                    </m:ctrlPr>
+                  </m:sSupPr>
+                  <m:e>
+                    <m:r>
+                      <w:rPr>
+                        <w:rFonts w:ascii="Cambria Math" w:hAnsi="Cambria Math"/>
+                      </w:rPr>
+                      <m:t>cos</m:t>
+                    </m:r>
+                  </m:e>
+                  <m:sup>
+                    <m:r>
+                      <w:rPr>
+                        <w:rFonts w:ascii="Cambria Math" w:hAnsi="Cambria Math"/>
+                      </w:rPr>
+                      <m:t>2</m:t>
+                    </m:r>
+                  </m:sup>
+                </m:sSup>
+                <m:r>
+                  <w:rPr>
+                    <w:rFonts w:ascii="Cambria Math" w:hAnsi="Cambria Math"/>
+                  </w:rPr>
+                  <m:t>α=</m:t>
+                </m:r>
+                <m:f>
+                  <m:fPr>
+                    <m:ctrlPr>
+                      <w:rPr>
+                        <w:rFonts w:ascii="Cambria Math" w:hAnsi="Cambria Math"/>
+                        <w:i/>
+                      </w:rPr>
+                    </m:ctrlPr>
+                  </m:fPr>
+                  <m:num>
+                    <m:r>
+                      <w:rPr>
+                        <w:rFonts w:ascii="Cambria Math" w:hAnsi="Cambria Math"/>
+                      </w:rPr>
+                      <m:t>1</m:t>
+                    </m:r>
+                    <m:r>
+                      <w:rPr>
+                        <w:rFonts w:ascii="Cambria Math" w:hAnsi="Cambria Math"/>
+                      </w:rPr>
+                      <m:t>+</m:t>
+                    </m:r>
+                    <m:r>
+                      <w:rPr>
+                        <w:rFonts w:ascii="Cambria Math" w:hAnsi="Cambria Math"/>
+                      </w:rPr>
+                      <m:t>cos2α</m:t>
+                    </m:r>
+                  </m:num>
+                  <m:den>
+                    <m:r>
+                      <w:rPr>
+                        <w:rFonts w:ascii="Cambria Math" w:hAnsi="Cambria Math"/>
+                      </w:rPr>
+                      <m:t>2</m:t>
+                    </m:r>
+                  </m:den>
+                </m:f>
+              </m:oMath>
+            </m:oMathPara>
+          </w:p>
+          <w:p>
+            <w:pPr>
+              <w:spacing w:before="120"/>
+              <w:jc w:val="center"/>
+              <w:rPr>
+                <w:rFonts w:ascii="Cambria Math" w:eastAsiaTheme="minorEastAsia" w:hAnsi="Cambria Math"/>
+              </w:rPr>
+            </w:pPr>
+          </w:p>
+          <w:p>
+            <w:pPr>
+              <w:spacing w:after="120"/>
               <w:jc w:val="center"/>
               <w:rPr>
                 <w:rFonts w:ascii="Cambria Math" w:hAnsi="Cambria Math"/>
@@ -4505,11 +4597,365 @@
           </w:tcPr>
           <w:p>
             <w:pPr>
+              <w:spacing w:before="120"/>
               <w:jc w:val="center"/>
               <w:rPr>
-                <w:rFonts w:ascii="Cambria Math" w:hAnsi="Cambria Math"/>
-              </w:rPr>
-            </w:pPr>
+                <w:rFonts w:ascii="Cambria Math" w:eastAsiaTheme="minorEastAsia" w:hAnsi="Cambria Math"/>
+              </w:rPr>
+            </w:pPr>
+            <m:oMathPara>
+              <m:oMath>
+                <m:r>
+                  <w:rPr>
+                    <w:rFonts w:ascii="Cambria Math" w:hAnsi="Cambria Math"/>
+                  </w:rPr>
+                  <m:t>sin</m:t>
+                </m:r>
+                <m:f>
+                  <m:fPr>
+                    <m:ctrlPr>
+                      <w:rPr>
+                        <w:rFonts w:ascii="Cambria Math" w:hAnsi="Cambria Math"/>
+                        <w:i/>
+                      </w:rPr>
+                    </m:ctrlPr>
+                  </m:fPr>
+                  <m:num>
+                    <m:r>
+                      <w:rPr>
+                        <w:rFonts w:ascii="Cambria Math" w:hAnsi="Cambria Math"/>
+                      </w:rPr>
+                      <m:t>α</m:t>
+                    </m:r>
+                  </m:num>
+                  <m:den>
+                    <m:r>
+                      <w:rPr>
+                        <w:rFonts w:ascii="Cambria Math" w:hAnsi="Cambria Math"/>
+                      </w:rPr>
+                      <m:t>2</m:t>
+                    </m:r>
+                  </m:den>
+                </m:f>
+                <m:r>
+                  <w:rPr>
+                    <w:rFonts w:ascii="Cambria Math" w:hAnsi="Cambria Math"/>
+                  </w:rPr>
+                  <m:t>=±</m:t>
+                </m:r>
+                <m:rad>
+                  <m:radPr>
+                    <m:degHide m:val="1"/>
+                    <m:ctrlPr>
+                      <w:rPr>
+                        <w:rFonts w:ascii="Cambria Math" w:hAnsi="Cambria Math"/>
+                        <w:i/>
+                      </w:rPr>
+                    </m:ctrlPr>
+                  </m:radPr>
+                  <m:deg/>
+                  <m:e>
+                    <m:f>
+                      <m:fPr>
+                        <m:ctrlPr>
+                          <w:rPr>
+                            <w:rFonts w:ascii="Cambria Math" w:hAnsi="Cambria Math"/>
+                            <w:i/>
+                          </w:rPr>
+                        </m:ctrlPr>
+                      </m:fPr>
+                      <m:num>
+                        <m:r>
+                          <w:rPr>
+                            <w:rFonts w:ascii="Cambria Math" w:hAnsi="Cambria Math"/>
+                          </w:rPr>
+                          <m:t>1-cosα</m:t>
+                        </m:r>
+                      </m:num>
+                      <m:den>
+                        <m:r>
+                          <w:rPr>
+                            <w:rFonts w:ascii="Cambria Math" w:hAnsi="Cambria Math"/>
+                          </w:rPr>
+                          <m:t>2</m:t>
+                        </m:r>
+                      </m:den>
+                    </m:f>
+                  </m:e>
+                </m:rad>
+              </m:oMath>
+            </m:oMathPara>
+          </w:p>
+          <w:p>
+            <w:pPr>
+              <w:jc w:val="center"/>
+              <w:rPr>
+                <w:rFonts w:ascii="Cambria Math" w:eastAsiaTheme="minorEastAsia" w:hAnsi="Cambria Math"/>
+              </w:rPr>
+            </w:pPr>
+            <m:oMathPara>
+              <m:oMath>
+                <m:r>
+                  <w:rPr>
+                    <w:rFonts w:ascii="Cambria Math" w:hAnsi="Cambria Math"/>
+                  </w:rPr>
+                  <m:t>cos</m:t>
+                </m:r>
+                <m:f>
+                  <m:fPr>
+                    <m:ctrlPr>
+                      <w:rPr>
+                        <w:rFonts w:ascii="Cambria Math" w:hAnsi="Cambria Math"/>
+                        <w:i/>
+                      </w:rPr>
+                    </m:ctrlPr>
+                  </m:fPr>
+                  <m:num>
+                    <m:r>
+                      <w:rPr>
+                        <w:rFonts w:ascii="Cambria Math" w:hAnsi="Cambria Math"/>
+                      </w:rPr>
+                      <m:t>α</m:t>
+                    </m:r>
+                  </m:num>
+                  <m:den>
+                    <m:r>
+                      <w:rPr>
+                        <w:rFonts w:ascii="Cambria Math" w:hAnsi="Cambria Math"/>
+                      </w:rPr>
+                      <m:t>2</m:t>
+                    </m:r>
+                  </m:den>
+                </m:f>
+                <m:r>
+                  <w:rPr>
+                    <w:rFonts w:ascii="Cambria Math" w:hAnsi="Cambria Math"/>
+                  </w:rPr>
+                  <m:t>=±</m:t>
+                </m:r>
+                <m:rad>
+                  <m:radPr>
+                    <m:degHide m:val="1"/>
+                    <m:ctrlPr>
+                      <w:rPr>
+                        <w:rFonts w:ascii="Cambria Math" w:hAnsi="Cambria Math"/>
+                        <w:i/>
+                      </w:rPr>
+                    </m:ctrlPr>
+                  </m:radPr>
+                  <m:deg/>
+                  <m:e>
+                    <m:f>
+                      <m:fPr>
+                        <m:ctrlPr>
+                          <w:rPr>
+                            <w:rFonts w:ascii="Cambria Math" w:hAnsi="Cambria Math"/>
+                            <w:i/>
+                          </w:rPr>
+                        </m:ctrlPr>
+                      </m:fPr>
+                      <m:num>
+                        <m:r>
+                          <w:rPr>
+                            <w:rFonts w:ascii="Cambria Math" w:hAnsi="Cambria Math"/>
+                          </w:rPr>
+                          <m:t>1+cosα</m:t>
+                        </m:r>
+                      </m:num>
+                      <m:den>
+                        <m:r>
+                          <w:rPr>
+                            <w:rFonts w:ascii="Cambria Math" w:hAnsi="Cambria Math"/>
+                          </w:rPr>
+                          <m:t>2</m:t>
+                        </m:r>
+                      </m:den>
+                    </m:f>
+                  </m:e>
+                </m:rad>
+              </m:oMath>
+            </m:oMathPara>
+          </w:p>
+          <w:p>
+            <w:pPr>
+              <w:jc w:val="center"/>
+              <w:rPr>
+                <w:rFonts w:ascii="Cambria Math" w:eastAsiaTheme="minorEastAsia" w:hAnsi="Cambria Math"/>
+              </w:rPr>
+            </w:pPr>
+            <m:oMathPara>
+              <m:oMath>
+                <m:r>
+                  <w:rPr>
+                    <w:rFonts w:ascii="Cambria Math" w:hAnsi="Cambria Math"/>
+                  </w:rPr>
+                  <m:t>tg</m:t>
+                </m:r>
+                <m:f>
+                  <m:fPr>
+                    <m:ctrlPr>
+                      <w:rPr>
+                        <w:rFonts w:ascii="Cambria Math" w:hAnsi="Cambria Math"/>
+                        <w:i/>
+                      </w:rPr>
+                    </m:ctrlPr>
+                  </m:fPr>
+                  <m:num>
+                    <m:r>
+                      <w:rPr>
+                        <w:rFonts w:ascii="Cambria Math" w:hAnsi="Cambria Math"/>
+                      </w:rPr>
+                      <m:t>α</m:t>
+                    </m:r>
+                  </m:num>
+                  <m:den>
+                    <m:r>
+                      <w:rPr>
+                        <w:rFonts w:ascii="Cambria Math" w:hAnsi="Cambria Math"/>
+                      </w:rPr>
+                      <m:t>2</m:t>
+                    </m:r>
+                  </m:den>
+                </m:f>
+                <m:r>
+                  <w:rPr>
+                    <w:rFonts w:ascii="Cambria Math" w:hAnsi="Cambria Math"/>
+                  </w:rPr>
+                  <m:t>=±</m:t>
+                </m:r>
+                <m:rad>
+                  <m:radPr>
+                    <m:degHide m:val="1"/>
+                    <m:ctrlPr>
+                      <w:rPr>
+                        <w:rFonts w:ascii="Cambria Math" w:hAnsi="Cambria Math"/>
+                        <w:i/>
+                      </w:rPr>
+                    </m:ctrlPr>
+                  </m:radPr>
+                  <m:deg/>
+                  <m:e>
+                    <m:f>
+                      <m:fPr>
+                        <m:ctrlPr>
+                          <w:rPr>
+                            <w:rFonts w:ascii="Cambria Math" w:hAnsi="Cambria Math"/>
+                            <w:i/>
+                          </w:rPr>
+                        </m:ctrlPr>
+                      </m:fPr>
+                      <m:num>
+                        <m:r>
+                          <w:rPr>
+                            <w:rFonts w:ascii="Cambria Math" w:hAnsi="Cambria Math"/>
+                          </w:rPr>
+                          <m:t>1-cosα</m:t>
+                        </m:r>
+                      </m:num>
+                      <m:den>
+                        <m:r>
+                          <w:rPr>
+                            <w:rFonts w:ascii="Cambria Math" w:hAnsi="Cambria Math"/>
+                          </w:rPr>
+                          <m:t>1+cosα</m:t>
+                        </m:r>
+                      </m:den>
+                    </m:f>
+                  </m:e>
+                </m:rad>
+              </m:oMath>
+            </m:oMathPara>
+          </w:p>
+          <w:p>
+            <w:pPr>
+              <w:spacing w:after="120"/>
+              <w:jc w:val="center"/>
+              <w:rPr>
+                <w:rFonts w:ascii="Cambria Math" w:hAnsi="Cambria Math"/>
+              </w:rPr>
+            </w:pPr>
+            <m:oMathPara>
+              <m:oMath>
+                <m:r>
+                  <w:rPr>
+                    <w:rFonts w:ascii="Cambria Math" w:hAnsi="Cambria Math"/>
+                  </w:rPr>
+                  <m:t>cotg</m:t>
+                </m:r>
+                <m:f>
+                  <m:fPr>
+                    <m:ctrlPr>
+                      <w:rPr>
+                        <w:rFonts w:ascii="Cambria Math" w:hAnsi="Cambria Math"/>
+                        <w:i/>
+                      </w:rPr>
+                    </m:ctrlPr>
+                  </m:fPr>
+                  <m:num>
+                    <m:r>
+                      <w:rPr>
+                        <w:rFonts w:ascii="Cambria Math" w:hAnsi="Cambria Math"/>
+                      </w:rPr>
+                      <m:t>α</m:t>
+                    </m:r>
+                  </m:num>
+                  <m:den>
+                    <m:r>
+                      <w:rPr>
+                        <w:rFonts w:ascii="Cambria Math" w:hAnsi="Cambria Math"/>
+                      </w:rPr>
+                      <m:t>2</m:t>
+                    </m:r>
+                  </m:den>
+                </m:f>
+                <m:r>
+                  <w:rPr>
+                    <w:rFonts w:ascii="Cambria Math" w:hAnsi="Cambria Math"/>
+                  </w:rPr>
+                  <m:t>=±</m:t>
+                </m:r>
+                <m:rad>
+                  <m:radPr>
+                    <m:degHide m:val="1"/>
+                    <m:ctrlPr>
+                      <w:rPr>
+                        <w:rFonts w:ascii="Cambria Math" w:hAnsi="Cambria Math"/>
+                        <w:i/>
+                      </w:rPr>
+                    </m:ctrlPr>
+                  </m:radPr>
+                  <m:deg/>
+                  <m:e>
+                    <m:f>
+                      <m:fPr>
+                        <m:ctrlPr>
+                          <w:rPr>
+                            <w:rFonts w:ascii="Cambria Math" w:hAnsi="Cambria Math"/>
+                            <w:i/>
+                          </w:rPr>
+                        </m:ctrlPr>
+                      </m:fPr>
+                      <m:num>
+                        <m:r>
+                          <w:rPr>
+                            <w:rFonts w:ascii="Cambria Math" w:hAnsi="Cambria Math"/>
+                          </w:rPr>
+                          <m:t>1+cosα</m:t>
+                        </m:r>
+                      </m:num>
+                      <m:den>
+                        <m:r>
+                          <w:rPr>
+                            <w:rFonts w:ascii="Cambria Math" w:hAnsi="Cambria Math"/>
+                          </w:rPr>
+                          <m:t>1-cosα</m:t>
+                        </m:r>
+                      </m:den>
+                    </m:f>
+                  </m:e>
+                </m:rad>
+              </m:oMath>
+            </m:oMathPara>
           </w:p>
         </w:tc>
       </w:tr>
@@ -4526,7 +4972,1700 @@
       <w:pPr>
         <w:jc w:val="center"/>
         <w:rPr>
+          <w:rFonts w:ascii="Cambria Math" w:eastAsiaTheme="minorEastAsia" w:hAnsi="Cambria Math"/>
+          <w:lang w:val="bg-BG"/>
+        </w:rPr>
+      </w:pPr>
+      <w:r>
+        <w:rPr>
           <w:rFonts w:ascii="Cambria Math" w:hAnsi="Cambria Math"/>
+          <w:lang w:val="bg-BG"/>
+        </w:rPr>
+        <w:t>Универсални субституции:</w:t>
+      </w:r>
+    </w:p>
+    <w:p>
+      <w:pPr>
+        <w:jc w:val="center"/>
+        <w:rPr>
+          <w:rFonts w:ascii="Cambria Math" w:eastAsiaTheme="minorEastAsia" w:hAnsi="Cambria Math"/>
+          <w:lang w:val="bg-BG"/>
+        </w:rPr>
+      </w:pPr>
+      <m:oMath>
+        <m:r>
+          <w:rPr>
+            <w:rFonts w:ascii="Cambria Math" w:hAnsi="Cambria Math"/>
+            <w:lang w:val="bg-BG"/>
+          </w:rPr>
+          <m:t>s</m:t>
+        </m:r>
+        <m:r>
+          <w:rPr>
+            <w:rFonts w:ascii="Cambria Math" w:hAnsi="Cambria Math"/>
+          </w:rPr>
+          <m:t>inα=</m:t>
+        </m:r>
+        <m:f>
+          <m:fPr>
+            <m:ctrlPr>
+              <w:rPr>
+                <w:rFonts w:ascii="Cambria Math" w:hAnsi="Cambria Math"/>
+                <w:i/>
+              </w:rPr>
+            </m:ctrlPr>
+          </m:fPr>
+          <m:num>
+            <m:r>
+              <w:rPr>
+                <w:rFonts w:ascii="Cambria Math" w:hAnsi="Cambria Math"/>
+              </w:rPr>
+              <m:t>2tg</m:t>
+            </m:r>
+            <m:f>
+              <m:fPr>
+                <m:ctrlPr>
+                  <w:rPr>
+                    <w:rFonts w:ascii="Cambria Math" w:hAnsi="Cambria Math"/>
+                    <w:i/>
+                  </w:rPr>
+                </m:ctrlPr>
+              </m:fPr>
+              <m:num>
+                <m:r>
+                  <w:rPr>
+                    <w:rFonts w:ascii="Cambria Math" w:hAnsi="Cambria Math"/>
+                  </w:rPr>
+                  <m:t>2</m:t>
+                </m:r>
+              </m:num>
+              <m:den>
+                <m:r>
+                  <w:rPr>
+                    <w:rFonts w:ascii="Cambria Math" w:hAnsi="Cambria Math"/>
+                  </w:rPr>
+                  <m:t>2</m:t>
+                </m:r>
+              </m:den>
+            </m:f>
+          </m:num>
+          <m:den>
+            <m:r>
+              <w:rPr>
+                <w:rFonts w:ascii="Cambria Math" w:hAnsi="Cambria Math"/>
+              </w:rPr>
+              <m:t>1+</m:t>
+            </m:r>
+            <m:sSup>
+              <m:sSupPr>
+                <m:ctrlPr>
+                  <w:rPr>
+                    <w:rFonts w:ascii="Cambria Math" w:hAnsi="Cambria Math"/>
+                    <w:i/>
+                  </w:rPr>
+                </m:ctrlPr>
+              </m:sSupPr>
+              <m:e>
+                <m:r>
+                  <w:rPr>
+                    <w:rFonts w:ascii="Cambria Math" w:hAnsi="Cambria Math"/>
+                  </w:rPr>
+                  <m:t>tg</m:t>
+                </m:r>
+              </m:e>
+              <m:sup>
+                <m:r>
+                  <w:rPr>
+                    <w:rFonts w:ascii="Cambria Math" w:hAnsi="Cambria Math"/>
+                  </w:rPr>
+                  <m:t>2</m:t>
+                </m:r>
+              </m:sup>
+            </m:sSup>
+            <m:f>
+              <m:fPr>
+                <m:ctrlPr>
+                  <w:rPr>
+                    <w:rFonts w:ascii="Cambria Math" w:hAnsi="Cambria Math"/>
+                    <w:i/>
+                  </w:rPr>
+                </m:ctrlPr>
+              </m:fPr>
+              <m:num>
+                <m:r>
+                  <w:rPr>
+                    <w:rFonts w:ascii="Cambria Math" w:hAnsi="Cambria Math"/>
+                  </w:rPr>
+                  <m:t>α</m:t>
+                </m:r>
+              </m:num>
+              <m:den>
+                <m:r>
+                  <w:rPr>
+                    <w:rFonts w:ascii="Cambria Math" w:hAnsi="Cambria Math"/>
+                  </w:rPr>
+                  <m:t>2</m:t>
+                </m:r>
+              </m:den>
+            </m:f>
+          </m:den>
+        </m:f>
+      </m:oMath>
+      <w:r>
+        <w:rPr>
+          <w:rFonts w:ascii="Cambria Math" w:eastAsiaTheme="minorEastAsia" w:hAnsi="Cambria Math"/>
+        </w:rPr>
+        <w:tab/>
+      </w:r>
+      <w:r>
+        <w:rPr>
+          <w:rFonts w:ascii="Cambria Math" w:eastAsiaTheme="minorEastAsia" w:hAnsi="Cambria Math"/>
+        </w:rPr>
+        <w:tab/>
+      </w:r>
+      <w:r>
+        <w:rPr>
+          <w:rFonts w:ascii="Cambria Math" w:eastAsiaTheme="minorEastAsia" w:hAnsi="Cambria Math"/>
+        </w:rPr>
+        <w:tab/>
+      </w:r>
+      <m:oMath>
+        <m:r>
+          <w:rPr>
+            <w:rFonts w:ascii="Cambria Math" w:hAnsi="Cambria Math"/>
+            <w:lang w:val="bg-BG"/>
+          </w:rPr>
+          <m:t>c</m:t>
+        </m:r>
+        <m:r>
+          <w:rPr>
+            <w:rFonts w:ascii="Cambria Math" w:hAnsi="Cambria Math"/>
+          </w:rPr>
+          <m:t>os</m:t>
+        </m:r>
+        <m:r>
+          <w:rPr>
+            <w:rFonts w:ascii="Cambria Math" w:hAnsi="Cambria Math"/>
+          </w:rPr>
+          <m:t>α=</m:t>
+        </m:r>
+        <m:f>
+          <m:fPr>
+            <m:ctrlPr>
+              <w:rPr>
+                <w:rFonts w:ascii="Cambria Math" w:hAnsi="Cambria Math"/>
+                <w:i/>
+              </w:rPr>
+            </m:ctrlPr>
+          </m:fPr>
+          <m:num>
+            <m:r>
+              <w:rPr>
+                <w:rFonts w:ascii="Cambria Math" w:hAnsi="Cambria Math"/>
+              </w:rPr>
+              <m:t>1</m:t>
+            </m:r>
+            <m:r>
+              <w:rPr>
+                <w:rFonts w:ascii="Cambria Math" w:hAnsi="Cambria Math"/>
+              </w:rPr>
+              <m:t>-</m:t>
+            </m:r>
+            <m:sSup>
+              <m:sSupPr>
+                <m:ctrlPr>
+                  <w:rPr>
+                    <w:rFonts w:ascii="Cambria Math" w:hAnsi="Cambria Math"/>
+                    <w:i/>
+                  </w:rPr>
+                </m:ctrlPr>
+              </m:sSupPr>
+              <m:e>
+                <m:r>
+                  <w:rPr>
+                    <w:rFonts w:ascii="Cambria Math" w:hAnsi="Cambria Math"/>
+                  </w:rPr>
+                  <m:t>tg</m:t>
+                </m:r>
+              </m:e>
+              <m:sup>
+                <m:r>
+                  <w:rPr>
+                    <w:rFonts w:ascii="Cambria Math" w:hAnsi="Cambria Math"/>
+                  </w:rPr>
+                  <m:t>2</m:t>
+                </m:r>
+              </m:sup>
+            </m:sSup>
+            <m:f>
+              <m:fPr>
+                <m:ctrlPr>
+                  <w:rPr>
+                    <w:rFonts w:ascii="Cambria Math" w:hAnsi="Cambria Math"/>
+                    <w:i/>
+                  </w:rPr>
+                </m:ctrlPr>
+              </m:fPr>
+              <m:num>
+                <m:r>
+                  <w:rPr>
+                    <w:rFonts w:ascii="Cambria Math" w:hAnsi="Cambria Math"/>
+                  </w:rPr>
+                  <m:t>α</m:t>
+                </m:r>
+              </m:num>
+              <m:den>
+                <m:r>
+                  <w:rPr>
+                    <w:rFonts w:ascii="Cambria Math" w:hAnsi="Cambria Math"/>
+                  </w:rPr>
+                  <m:t>2</m:t>
+                </m:r>
+              </m:den>
+            </m:f>
+          </m:num>
+          <m:den>
+            <m:r>
+              <w:rPr>
+                <w:rFonts w:ascii="Cambria Math" w:hAnsi="Cambria Math"/>
+              </w:rPr>
+              <m:t>1+</m:t>
+            </m:r>
+            <m:sSup>
+              <m:sSupPr>
+                <m:ctrlPr>
+                  <w:rPr>
+                    <w:rFonts w:ascii="Cambria Math" w:hAnsi="Cambria Math"/>
+                    <w:i/>
+                  </w:rPr>
+                </m:ctrlPr>
+              </m:sSupPr>
+              <m:e>
+                <m:r>
+                  <w:rPr>
+                    <w:rFonts w:ascii="Cambria Math" w:hAnsi="Cambria Math"/>
+                  </w:rPr>
+                  <m:t>tg</m:t>
+                </m:r>
+              </m:e>
+              <m:sup>
+                <m:r>
+                  <w:rPr>
+                    <w:rFonts w:ascii="Cambria Math" w:hAnsi="Cambria Math"/>
+                  </w:rPr>
+                  <m:t>2</m:t>
+                </m:r>
+              </m:sup>
+            </m:sSup>
+            <m:f>
+              <m:fPr>
+                <m:ctrlPr>
+                  <w:rPr>
+                    <w:rFonts w:ascii="Cambria Math" w:hAnsi="Cambria Math"/>
+                    <w:i/>
+                  </w:rPr>
+                </m:ctrlPr>
+              </m:fPr>
+              <m:num>
+                <m:r>
+                  <w:rPr>
+                    <w:rFonts w:ascii="Cambria Math" w:hAnsi="Cambria Math"/>
+                  </w:rPr>
+                  <m:t>α</m:t>
+                </m:r>
+              </m:num>
+              <m:den>
+                <m:r>
+                  <w:rPr>
+                    <w:rFonts w:ascii="Cambria Math" w:hAnsi="Cambria Math"/>
+                  </w:rPr>
+                  <m:t>2</m:t>
+                </m:r>
+              </m:den>
+            </m:f>
+          </m:den>
+        </m:f>
+      </m:oMath>
+    </w:p>
+    <w:p>
+      <w:pPr>
+        <w:jc w:val="center"/>
+        <w:rPr>
+          <w:rFonts w:ascii="Cambria Math" w:eastAsiaTheme="minorEastAsia" w:hAnsi="Cambria Math"/>
+          <w:lang w:val="bg-BG"/>
+        </w:rPr>
+      </w:pPr>
+    </w:p>
+    <w:tbl>
+      <w:tblPr>
+        <w:tblStyle w:val="TableGrid"/>
+        <w:tblW w:w="0" w:type="auto"/>
+        <w:tblLook w:val="04A0" w:firstRow="1" w:lastRow="0" w:firstColumn="1" w:lastColumn="0" w:noHBand="0" w:noVBand="1"/>
+      </w:tblPr>
+      <w:tblGrid>
+        <w:gridCol w:w="5228"/>
+        <w:gridCol w:w="5228"/>
+      </w:tblGrid>
+      <w:tr>
+        <w:tc>
+          <w:tcPr>
+            <w:tcW w:w="10456" w:type="dxa"/>
+            <w:gridSpan w:val="2"/>
+          </w:tcPr>
+          <w:p>
+            <w:pPr>
+              <w:spacing w:before="120" w:after="120"/>
+              <w:jc w:val="center"/>
+              <w:rPr>
+                <w:rFonts w:ascii="Cambria Math" w:hAnsi="Cambria Math"/>
+                <w:lang w:val="bg-BG"/>
+              </w:rPr>
+            </w:pPr>
+            <w:r>
+              <w:rPr>
+                <w:rFonts w:ascii="Cambria Math" w:hAnsi="Cambria Math"/>
+                <w:lang w:val="bg-BG"/>
+              </w:rPr>
+              <w:t>Формули за</w:t>
+            </w:r>
+            <w:r>
+              <w:rPr>
+                <w:rFonts w:ascii="Cambria Math" w:hAnsi="Cambria Math"/>
+                <w:lang w:val="bg-BG"/>
+              </w:rPr>
+              <w:t xml:space="preserve"> сбор и разлика на</w:t>
+            </w:r>
+            <w:r>
+              <w:rPr>
+                <w:rFonts w:ascii="Cambria Math" w:hAnsi="Cambria Math"/>
+                <w:lang w:val="bg-BG"/>
+              </w:rPr>
+              <w:t xml:space="preserve"> тригонометрични функции</w:t>
+            </w:r>
+          </w:p>
+        </w:tc>
+      </w:tr>
+      <w:tr>
+        <w:tc>
+          <w:tcPr>
+            <w:tcW w:w="5228" w:type="dxa"/>
+          </w:tcPr>
+          <w:p>
+            <w:pPr>
+              <w:spacing w:before="240" w:after="120"/>
+              <w:rPr>
+                <w:rFonts w:ascii="Cambria Math" w:hAnsi="Cambria Math"/>
+                <w:b/>
+                <w:bCs/>
+              </w:rPr>
+            </w:pPr>
+            <m:oMathPara>
+              <m:oMathParaPr>
+                <m:jc m:val="center"/>
+              </m:oMathParaPr>
+              <m:oMath>
+                <m:r>
+                  <m:rPr>
+                    <m:sty m:val="b"/>
+                  </m:rPr>
+                  <w:rPr>
+                    <w:rFonts w:ascii="Cambria Math" w:hAnsi="Cambria Math"/>
+                  </w:rPr>
+                  <m:t>sin</m:t>
+                </m:r>
+                <m:r>
+                  <m:rPr>
+                    <m:sty m:val="b"/>
+                  </m:rPr>
+                  <w:rPr>
+                    <w:rFonts w:ascii="Cambria Math" w:hAnsi="Cambria Math"/>
+                  </w:rPr>
+                  <m:t>α+</m:t>
+                </m:r>
+                <m:r>
+                  <m:rPr>
+                    <m:sty m:val="b"/>
+                  </m:rPr>
+                  <w:rPr>
+                    <w:rFonts w:ascii="Cambria Math" w:hAnsi="Cambria Math"/>
+                  </w:rPr>
+                  <m:t>sin</m:t>
+                </m:r>
+                <m:r>
+                  <m:rPr>
+                    <m:sty m:val="b"/>
+                  </m:rPr>
+                  <w:rPr>
+                    <w:rFonts w:ascii="Cambria Math" w:hAnsi="Cambria Math"/>
+                  </w:rPr>
+                  <m:t>β</m:t>
+                </m:r>
+                <m:r>
+                  <m:rPr>
+                    <m:sty m:val="b"/>
+                  </m:rPr>
+                  <w:rPr>
+                    <w:rFonts w:ascii="Cambria Math" w:hAnsi="Cambria Math"/>
+                  </w:rPr>
+                  <m:t xml:space="preserve"> = </m:t>
+                </m:r>
+                <m:r>
+                  <m:rPr>
+                    <m:sty m:val="b"/>
+                  </m:rPr>
+                  <w:rPr>
+                    <w:rFonts w:ascii="Cambria Math" w:hAnsi="Cambria Math"/>
+                  </w:rPr>
+                  <m:t>2</m:t>
+                </m:r>
+                <m:r>
+                  <m:rPr>
+                    <m:sty m:val="b"/>
+                  </m:rPr>
+                  <w:rPr>
+                    <w:rFonts w:ascii="Cambria Math" w:hAnsi="Cambria Math"/>
+                  </w:rPr>
+                  <m:t>sin</m:t>
+                </m:r>
+                <m:f>
+                  <m:fPr>
+                    <m:ctrlPr>
+                      <w:rPr>
+                        <w:rFonts w:ascii="Cambria Math" w:hAnsi="Cambria Math"/>
+                        <w:b/>
+                      </w:rPr>
+                    </m:ctrlPr>
+                  </m:fPr>
+                  <m:num>
+                    <m:r>
+                      <m:rPr>
+                        <m:sty m:val="bi"/>
+                      </m:rPr>
+                      <w:rPr>
+                        <w:rFonts w:ascii="Cambria Math" w:hAnsi="Cambria Math"/>
+                      </w:rPr>
+                      <m:t>α+</m:t>
+                    </m:r>
+                    <m:r>
+                      <m:rPr>
+                        <m:sty m:val="bi"/>
+                      </m:rPr>
+                      <w:rPr>
+                        <w:rFonts w:ascii="Cambria Math" w:hAnsi="Cambria Math"/>
+                        <w:lang w:val="bg-BG"/>
+                      </w:rPr>
+                      <m:t>β</m:t>
+                    </m:r>
+                  </m:num>
+                  <m:den>
+                    <m:r>
+                      <m:rPr>
+                        <m:sty m:val="bi"/>
+                      </m:rPr>
+                      <w:rPr>
+                        <w:rFonts w:ascii="Cambria Math" w:hAnsi="Cambria Math"/>
+                      </w:rPr>
+                      <m:t>2</m:t>
+                    </m:r>
+                  </m:den>
+                </m:f>
+                <m:r>
+                  <m:rPr>
+                    <m:sty m:val="b"/>
+                  </m:rPr>
+                  <w:rPr>
+                    <w:rFonts w:ascii="Cambria Math" w:hAnsi="Cambria Math"/>
+                  </w:rPr>
+                  <m:t>cos</m:t>
+                </m:r>
+                <m:f>
+                  <m:fPr>
+                    <m:ctrlPr>
+                      <w:rPr>
+                        <w:rFonts w:ascii="Cambria Math" w:hAnsi="Cambria Math"/>
+                        <w:b/>
+                      </w:rPr>
+                    </m:ctrlPr>
+                  </m:fPr>
+                  <m:num>
+                    <m:r>
+                      <m:rPr>
+                        <m:sty m:val="bi"/>
+                      </m:rPr>
+                      <w:rPr>
+                        <w:rFonts w:ascii="Cambria Math" w:hAnsi="Cambria Math"/>
+                      </w:rPr>
+                      <m:t>α</m:t>
+                    </m:r>
+                    <m:r>
+                      <m:rPr>
+                        <m:sty m:val="bi"/>
+                      </m:rPr>
+                      <w:rPr>
+                        <w:rFonts w:ascii="Cambria Math" w:hAnsi="Cambria Math"/>
+                      </w:rPr>
+                      <m:t>-</m:t>
+                    </m:r>
+                    <m:r>
+                      <m:rPr>
+                        <m:sty m:val="bi"/>
+                      </m:rPr>
+                      <w:rPr>
+                        <w:rFonts w:ascii="Cambria Math" w:hAnsi="Cambria Math"/>
+                        <w:lang w:val="bg-BG"/>
+                      </w:rPr>
+                      <m:t>β</m:t>
+                    </m:r>
+                  </m:num>
+                  <m:den>
+                    <m:r>
+                      <m:rPr>
+                        <m:sty m:val="bi"/>
+                      </m:rPr>
+                      <w:rPr>
+                        <w:rFonts w:ascii="Cambria Math" w:hAnsi="Cambria Math"/>
+                      </w:rPr>
+                      <m:t>2</m:t>
+                    </m:r>
+                  </m:den>
+                </m:f>
+              </m:oMath>
+            </m:oMathPara>
+          </w:p>
+          <w:p>
+            <w:pPr>
+              <w:spacing w:before="240" w:after="120"/>
+              <w:rPr>
+                <w:rFonts w:ascii="Cambria Math" w:eastAsiaTheme="minorEastAsia" w:hAnsi="Cambria Math"/>
+                <w:b/>
+                <w:bCs/>
+              </w:rPr>
+            </w:pPr>
+            <m:oMathPara>
+              <m:oMathParaPr>
+                <m:jc m:val="center"/>
+              </m:oMathParaPr>
+              <m:oMath>
+                <m:r>
+                  <m:rPr>
+                    <m:sty m:val="b"/>
+                  </m:rPr>
+                  <w:rPr>
+                    <w:rFonts w:ascii="Cambria Math" w:hAnsi="Cambria Math"/>
+                  </w:rPr>
+                  <m:t>sinα</m:t>
+                </m:r>
+                <m:r>
+                  <m:rPr>
+                    <m:sty m:val="b"/>
+                  </m:rPr>
+                  <w:rPr>
+                    <w:rFonts w:ascii="Cambria Math" w:hAnsi="Cambria Math"/>
+                  </w:rPr>
+                  <m:t>-</m:t>
+                </m:r>
+                <m:r>
+                  <m:rPr>
+                    <m:sty m:val="b"/>
+                  </m:rPr>
+                  <w:rPr>
+                    <w:rFonts w:ascii="Cambria Math" w:hAnsi="Cambria Math"/>
+                  </w:rPr>
+                  <m:t>sinβ = 2sin</m:t>
+                </m:r>
+                <m:f>
+                  <m:fPr>
+                    <m:ctrlPr>
+                      <w:rPr>
+                        <w:rFonts w:ascii="Cambria Math" w:hAnsi="Cambria Math"/>
+                        <w:b/>
+                      </w:rPr>
+                    </m:ctrlPr>
+                  </m:fPr>
+                  <m:num>
+                    <m:r>
+                      <m:rPr>
+                        <m:sty m:val="bi"/>
+                      </m:rPr>
+                      <w:rPr>
+                        <w:rFonts w:ascii="Cambria Math" w:hAnsi="Cambria Math"/>
+                      </w:rPr>
+                      <m:t>α</m:t>
+                    </m:r>
+                    <m:r>
+                      <m:rPr>
+                        <m:sty m:val="bi"/>
+                      </m:rPr>
+                      <w:rPr>
+                        <w:rFonts w:ascii="Cambria Math" w:hAnsi="Cambria Math"/>
+                      </w:rPr>
+                      <m:t>-</m:t>
+                    </m:r>
+                    <m:r>
+                      <m:rPr>
+                        <m:sty m:val="bi"/>
+                      </m:rPr>
+                      <w:rPr>
+                        <w:rFonts w:ascii="Cambria Math" w:hAnsi="Cambria Math"/>
+                        <w:lang w:val="bg-BG"/>
+                      </w:rPr>
+                      <m:t>β</m:t>
+                    </m:r>
+                  </m:num>
+                  <m:den>
+                    <m:r>
+                      <m:rPr>
+                        <m:sty m:val="bi"/>
+                      </m:rPr>
+                      <w:rPr>
+                        <w:rFonts w:ascii="Cambria Math" w:hAnsi="Cambria Math"/>
+                      </w:rPr>
+                      <m:t>2</m:t>
+                    </m:r>
+                  </m:den>
+                </m:f>
+                <m:r>
+                  <m:rPr>
+                    <m:sty m:val="b"/>
+                  </m:rPr>
+                  <w:rPr>
+                    <w:rFonts w:ascii="Cambria Math" w:hAnsi="Cambria Math"/>
+                  </w:rPr>
+                  <m:t>cos</m:t>
+                </m:r>
+                <m:f>
+                  <m:fPr>
+                    <m:ctrlPr>
+                      <w:rPr>
+                        <w:rFonts w:ascii="Cambria Math" w:hAnsi="Cambria Math"/>
+                        <w:b/>
+                      </w:rPr>
+                    </m:ctrlPr>
+                  </m:fPr>
+                  <m:num>
+                    <m:r>
+                      <m:rPr>
+                        <m:sty m:val="bi"/>
+                      </m:rPr>
+                      <w:rPr>
+                        <w:rFonts w:ascii="Cambria Math" w:hAnsi="Cambria Math"/>
+                      </w:rPr>
+                      <m:t>α</m:t>
+                    </m:r>
+                    <m:r>
+                      <m:rPr>
+                        <m:sty m:val="bi"/>
+                      </m:rPr>
+                      <w:rPr>
+                        <w:rFonts w:ascii="Cambria Math" w:hAnsi="Cambria Math"/>
+                      </w:rPr>
+                      <m:t>+</m:t>
+                    </m:r>
+                    <m:r>
+                      <m:rPr>
+                        <m:sty m:val="bi"/>
+                      </m:rPr>
+                      <w:rPr>
+                        <w:rFonts w:ascii="Cambria Math" w:hAnsi="Cambria Math"/>
+                        <w:lang w:val="bg-BG"/>
+                      </w:rPr>
+                      <m:t>β</m:t>
+                    </m:r>
+                  </m:num>
+                  <m:den>
+                    <m:r>
+                      <m:rPr>
+                        <m:sty m:val="bi"/>
+                      </m:rPr>
+                      <w:rPr>
+                        <w:rFonts w:ascii="Cambria Math" w:hAnsi="Cambria Math"/>
+                      </w:rPr>
+                      <m:t>2</m:t>
+                    </m:r>
+                  </m:den>
+                </m:f>
+              </m:oMath>
+            </m:oMathPara>
+          </w:p>
+          <w:p>
+            <w:pPr>
+              <w:spacing w:before="120" w:after="120"/>
+              <w:rPr>
+                <w:rFonts w:ascii="Cambria Math" w:hAnsi="Cambria Math"/>
+                <w:b/>
+                <w:bCs/>
+              </w:rPr>
+            </w:pPr>
+          </w:p>
+        </w:tc>
+        <w:tc>
+          <w:tcPr>
+            <w:tcW w:w="5228" w:type="dxa"/>
+          </w:tcPr>
+          <w:p>
+            <w:pPr>
+              <w:spacing w:before="240" w:after="120"/>
+              <w:jc w:val="both"/>
+              <w:rPr>
+                <w:rFonts w:ascii="Cambria Math" w:eastAsiaTheme="minorEastAsia" w:hAnsi="Cambria Math"/>
+                <w:b/>
+              </w:rPr>
+            </w:pPr>
+            <m:oMathPara>
+              <m:oMathParaPr>
+                <m:jc m:val="center"/>
+              </m:oMathParaPr>
+              <m:oMath>
+                <m:r>
+                  <m:rPr>
+                    <m:sty m:val="bi"/>
+                  </m:rPr>
+                  <w:rPr>
+                    <w:rFonts w:ascii="Cambria Math" w:hAnsi="Cambria Math"/>
+                  </w:rPr>
+                  <m:t>cos</m:t>
+                </m:r>
+                <m:r>
+                  <m:rPr>
+                    <m:sty m:val="b"/>
+                  </m:rPr>
+                  <w:rPr>
+                    <w:rFonts w:ascii="Cambria Math" w:hAnsi="Cambria Math"/>
+                  </w:rPr>
+                  <m:t>α+</m:t>
+                </m:r>
+                <m:r>
+                  <m:rPr>
+                    <m:sty m:val="b"/>
+                  </m:rPr>
+                  <w:rPr>
+                    <w:rFonts w:ascii="Cambria Math" w:hAnsi="Cambria Math"/>
+                  </w:rPr>
+                  <m:t>cos</m:t>
+                </m:r>
+                <m:r>
+                  <m:rPr>
+                    <m:sty m:val="b"/>
+                  </m:rPr>
+                  <w:rPr>
+                    <w:rFonts w:ascii="Cambria Math" w:hAnsi="Cambria Math"/>
+                  </w:rPr>
+                  <m:t>β = 2</m:t>
+                </m:r>
+                <m:r>
+                  <m:rPr>
+                    <m:sty m:val="b"/>
+                  </m:rPr>
+                  <w:rPr>
+                    <w:rFonts w:ascii="Cambria Math" w:hAnsi="Cambria Math"/>
+                  </w:rPr>
+                  <m:t>cos</m:t>
+                </m:r>
+                <m:f>
+                  <m:fPr>
+                    <m:ctrlPr>
+                      <w:rPr>
+                        <w:rFonts w:ascii="Cambria Math" w:hAnsi="Cambria Math"/>
+                        <w:b/>
+                      </w:rPr>
+                    </m:ctrlPr>
+                  </m:fPr>
+                  <m:num>
+                    <m:r>
+                      <m:rPr>
+                        <m:sty m:val="bi"/>
+                      </m:rPr>
+                      <w:rPr>
+                        <w:rFonts w:ascii="Cambria Math" w:hAnsi="Cambria Math"/>
+                      </w:rPr>
+                      <m:t>α+</m:t>
+                    </m:r>
+                    <m:r>
+                      <m:rPr>
+                        <m:sty m:val="bi"/>
+                      </m:rPr>
+                      <w:rPr>
+                        <w:rFonts w:ascii="Cambria Math" w:hAnsi="Cambria Math"/>
+                        <w:lang w:val="bg-BG"/>
+                      </w:rPr>
+                      <m:t>β</m:t>
+                    </m:r>
+                  </m:num>
+                  <m:den>
+                    <m:r>
+                      <m:rPr>
+                        <m:sty m:val="bi"/>
+                      </m:rPr>
+                      <w:rPr>
+                        <w:rFonts w:ascii="Cambria Math" w:hAnsi="Cambria Math"/>
+                      </w:rPr>
+                      <m:t>2</m:t>
+                    </m:r>
+                  </m:den>
+                </m:f>
+                <m:r>
+                  <m:rPr>
+                    <m:sty m:val="b"/>
+                  </m:rPr>
+                  <w:rPr>
+                    <w:rFonts w:ascii="Cambria Math" w:hAnsi="Cambria Math"/>
+                  </w:rPr>
+                  <m:t>cos</m:t>
+                </m:r>
+                <m:f>
+                  <m:fPr>
+                    <m:ctrlPr>
+                      <w:rPr>
+                        <w:rFonts w:ascii="Cambria Math" w:hAnsi="Cambria Math"/>
+                        <w:b/>
+                      </w:rPr>
+                    </m:ctrlPr>
+                  </m:fPr>
+                  <m:num>
+                    <m:r>
+                      <m:rPr>
+                        <m:sty m:val="bi"/>
+                      </m:rPr>
+                      <w:rPr>
+                        <w:rFonts w:ascii="Cambria Math" w:hAnsi="Cambria Math"/>
+                      </w:rPr>
+                      <m:t>α-</m:t>
+                    </m:r>
+                    <m:r>
+                      <m:rPr>
+                        <m:sty m:val="bi"/>
+                      </m:rPr>
+                      <w:rPr>
+                        <w:rFonts w:ascii="Cambria Math" w:hAnsi="Cambria Math"/>
+                        <w:lang w:val="bg-BG"/>
+                      </w:rPr>
+                      <m:t>β</m:t>
+                    </m:r>
+                  </m:num>
+                  <m:den>
+                    <m:r>
+                      <m:rPr>
+                        <m:sty m:val="bi"/>
+                      </m:rPr>
+                      <w:rPr>
+                        <w:rFonts w:ascii="Cambria Math" w:hAnsi="Cambria Math"/>
+                      </w:rPr>
+                      <m:t>2</m:t>
+                    </m:r>
+                  </m:den>
+                </m:f>
+              </m:oMath>
+            </m:oMathPara>
+          </w:p>
+          <w:p>
+            <w:pPr>
+              <w:spacing w:before="120" w:after="120"/>
+              <w:jc w:val="both"/>
+              <w:rPr>
+                <w:rFonts w:ascii="Cambria Math" w:eastAsiaTheme="minorEastAsia" w:hAnsi="Cambria Math"/>
+                <w:iCs/>
+              </w:rPr>
+            </w:pPr>
+            <m:oMathPara>
+              <m:oMathParaPr>
+                <m:jc m:val="center"/>
+              </m:oMathParaPr>
+              <m:oMath>
+                <m:r>
+                  <m:rPr>
+                    <m:sty m:val="bi"/>
+                  </m:rPr>
+                  <w:rPr>
+                    <w:rFonts w:ascii="Cambria Math" w:hAnsi="Cambria Math"/>
+                  </w:rPr>
+                  <m:t>cos</m:t>
+                </m:r>
+                <m:r>
+                  <m:rPr>
+                    <m:sty m:val="b"/>
+                  </m:rPr>
+                  <w:rPr>
+                    <w:rFonts w:ascii="Cambria Math" w:hAnsi="Cambria Math"/>
+                  </w:rPr>
+                  <m:t>α</m:t>
+                </m:r>
+                <m:r>
+                  <m:rPr>
+                    <m:sty m:val="b"/>
+                  </m:rPr>
+                  <w:rPr>
+                    <w:rFonts w:ascii="Cambria Math" w:hAnsi="Cambria Math"/>
+                  </w:rPr>
+                  <m:t>-</m:t>
+                </m:r>
+                <m:r>
+                  <m:rPr>
+                    <m:sty m:val="b"/>
+                  </m:rPr>
+                  <w:rPr>
+                    <w:rFonts w:ascii="Cambria Math" w:hAnsi="Cambria Math"/>
+                  </w:rPr>
+                  <m:t xml:space="preserve">cosβ = </m:t>
+                </m:r>
+                <m:r>
+                  <m:rPr>
+                    <m:sty m:val="b"/>
+                  </m:rPr>
+                  <w:rPr>
+                    <w:rFonts w:ascii="Cambria Math" w:hAnsi="Cambria Math"/>
+                  </w:rPr>
+                  <m:t>-</m:t>
+                </m:r>
+                <m:r>
+                  <m:rPr>
+                    <m:sty m:val="b"/>
+                  </m:rPr>
+                  <w:rPr>
+                    <w:rFonts w:ascii="Cambria Math" w:hAnsi="Cambria Math"/>
+                  </w:rPr>
+                  <m:t>2</m:t>
+                </m:r>
+                <m:r>
+                  <m:rPr>
+                    <m:sty m:val="b"/>
+                  </m:rPr>
+                  <w:rPr>
+                    <w:rFonts w:ascii="Cambria Math" w:hAnsi="Cambria Math"/>
+                  </w:rPr>
+                  <m:t>sin</m:t>
+                </m:r>
+                <m:f>
+                  <m:fPr>
+                    <m:ctrlPr>
+                      <w:rPr>
+                        <w:rFonts w:ascii="Cambria Math" w:hAnsi="Cambria Math"/>
+                        <w:b/>
+                      </w:rPr>
+                    </m:ctrlPr>
+                  </m:fPr>
+                  <m:num>
+                    <m:r>
+                      <m:rPr>
+                        <m:sty m:val="bi"/>
+                      </m:rPr>
+                      <w:rPr>
+                        <w:rFonts w:ascii="Cambria Math" w:hAnsi="Cambria Math"/>
+                      </w:rPr>
+                      <m:t>α+</m:t>
+                    </m:r>
+                    <m:r>
+                      <m:rPr>
+                        <m:sty m:val="bi"/>
+                      </m:rPr>
+                      <w:rPr>
+                        <w:rFonts w:ascii="Cambria Math" w:hAnsi="Cambria Math"/>
+                        <w:lang w:val="bg-BG"/>
+                      </w:rPr>
+                      <m:t>β</m:t>
+                    </m:r>
+                  </m:num>
+                  <m:den>
+                    <m:r>
+                      <m:rPr>
+                        <m:sty m:val="bi"/>
+                      </m:rPr>
+                      <w:rPr>
+                        <w:rFonts w:ascii="Cambria Math" w:hAnsi="Cambria Math"/>
+                      </w:rPr>
+                      <m:t>2</m:t>
+                    </m:r>
+                  </m:den>
+                </m:f>
+                <m:r>
+                  <m:rPr>
+                    <m:sty m:val="bi"/>
+                  </m:rPr>
+                  <w:rPr>
+                    <w:rFonts w:ascii="Cambria Math" w:hAnsi="Cambria Math"/>
+                  </w:rPr>
+                  <m:t>sin</m:t>
+                </m:r>
+                <m:f>
+                  <m:fPr>
+                    <m:ctrlPr>
+                      <w:rPr>
+                        <w:rFonts w:ascii="Cambria Math" w:hAnsi="Cambria Math"/>
+                        <w:b/>
+                      </w:rPr>
+                    </m:ctrlPr>
+                  </m:fPr>
+                  <m:num>
+                    <m:r>
+                      <m:rPr>
+                        <m:sty m:val="bi"/>
+                      </m:rPr>
+                      <w:rPr>
+                        <w:rFonts w:ascii="Cambria Math" w:hAnsi="Cambria Math"/>
+                      </w:rPr>
+                      <m:t>α-</m:t>
+                    </m:r>
+                    <m:r>
+                      <m:rPr>
+                        <m:sty m:val="bi"/>
+                      </m:rPr>
+                      <w:rPr>
+                        <w:rFonts w:ascii="Cambria Math" w:hAnsi="Cambria Math"/>
+                        <w:lang w:val="bg-BG"/>
+                      </w:rPr>
+                      <m:t>β</m:t>
+                    </m:r>
+                  </m:num>
+                  <m:den>
+                    <m:r>
+                      <m:rPr>
+                        <m:sty m:val="bi"/>
+                      </m:rPr>
+                      <w:rPr>
+                        <w:rFonts w:ascii="Cambria Math" w:hAnsi="Cambria Math"/>
+                      </w:rPr>
+                      <m:t>2</m:t>
+                    </m:r>
+                  </m:den>
+                </m:f>
+              </m:oMath>
+            </m:oMathPara>
+          </w:p>
+        </w:tc>
+      </w:tr>
+    </w:tbl>
+    <w:p>
+      <w:pPr>
+        <w:jc w:val="both"/>
+        <w:rPr>
+          <w:rFonts w:ascii="Cambria Math" w:eastAsiaTheme="minorEastAsia" w:hAnsi="Cambria Math"/>
+        </w:rPr>
+      </w:pPr>
+    </w:p>
+    <w:tbl>
+      <w:tblPr>
+        <w:tblStyle w:val="TableGrid"/>
+        <w:tblW w:w="0" w:type="auto"/>
+        <w:tblLook w:val="04A0" w:firstRow="1" w:lastRow="0" w:firstColumn="1" w:lastColumn="0" w:noHBand="0" w:noVBand="1"/>
+      </w:tblPr>
+      <w:tblGrid>
+        <w:gridCol w:w="10456"/>
+      </w:tblGrid>
+      <w:tr>
+        <w:tc>
+          <w:tcPr>
+            <w:tcW w:w="10456" w:type="dxa"/>
+          </w:tcPr>
+          <w:p>
+            <w:pPr>
+              <w:spacing w:before="120" w:after="120"/>
+              <w:jc w:val="center"/>
+              <w:rPr>
+                <w:rFonts w:ascii="Cambria Math" w:hAnsi="Cambria Math"/>
+                <w:lang w:val="bg-BG"/>
+              </w:rPr>
+            </w:pPr>
+            <w:r>
+              <w:rPr>
+                <w:rFonts w:ascii="Cambria Math" w:hAnsi="Cambria Math"/>
+                <w:lang w:val="bg-BG"/>
+              </w:rPr>
+              <w:t>Формули за</w:t>
+            </w:r>
+            <w:r>
+              <w:rPr>
+                <w:rFonts w:ascii="Cambria Math" w:hAnsi="Cambria Math"/>
+                <w:lang w:val="bg-BG"/>
+              </w:rPr>
+              <w:t xml:space="preserve"> сбор и разлика на</w:t>
+            </w:r>
+            <w:r>
+              <w:rPr>
+                <w:rFonts w:ascii="Cambria Math" w:hAnsi="Cambria Math"/>
+                <w:lang w:val="bg-BG"/>
+              </w:rPr>
+              <w:t xml:space="preserve"> тригонометрични функции</w:t>
+            </w:r>
+          </w:p>
+        </w:tc>
+      </w:tr>
+      <w:tr>
+        <w:tc>
+          <w:tcPr>
+            <w:tcW w:w="10456" w:type="dxa"/>
+          </w:tcPr>
+          <w:p>
+            <w:pPr>
+              <w:spacing w:before="240" w:after="120"/>
+              <w:rPr>
+                <w:rFonts w:eastAsiaTheme="minorEastAsia"/>
+                <w:b/>
+              </w:rPr>
+            </w:pPr>
+            <m:oMathPara>
+              <m:oMathParaPr>
+                <m:jc m:val="center"/>
+              </m:oMathParaPr>
+              <m:oMath>
+                <m:r>
+                  <m:rPr>
+                    <m:sty m:val="b"/>
+                  </m:rPr>
+                  <w:rPr>
+                    <w:rFonts w:ascii="Cambria Math" w:hAnsi="Cambria Math"/>
+                  </w:rPr>
+                  <m:t>sinα</m:t>
+                </m:r>
+                <m:r>
+                  <m:rPr>
+                    <m:sty m:val="b"/>
+                  </m:rPr>
+                  <w:rPr>
+                    <w:rFonts w:ascii="Cambria Math" w:hAnsi="Cambria Math"/>
+                  </w:rPr>
+                  <m:t xml:space="preserve"> cos</m:t>
+                </m:r>
+                <m:r>
+                  <m:rPr>
+                    <m:sty m:val="b"/>
+                  </m:rPr>
+                  <w:rPr>
+                    <w:rFonts w:ascii="Cambria Math" w:hAnsi="Cambria Math"/>
+                  </w:rPr>
+                  <m:t xml:space="preserve">β = </m:t>
+                </m:r>
+                <m:f>
+                  <m:fPr>
+                    <m:ctrlPr>
+                      <w:rPr>
+                        <w:rFonts w:ascii="Cambria Math" w:hAnsi="Cambria Math"/>
+                        <w:b/>
+                      </w:rPr>
+                    </m:ctrlPr>
+                  </m:fPr>
+                  <m:num>
+                    <m:r>
+                      <m:rPr>
+                        <m:sty m:val="bi"/>
+                      </m:rPr>
+                      <w:rPr>
+                        <w:rFonts w:ascii="Cambria Math" w:hAnsi="Cambria Math"/>
+                      </w:rPr>
+                      <m:t>1</m:t>
+                    </m:r>
+                  </m:num>
+                  <m:den>
+                    <m:r>
+                      <m:rPr>
+                        <m:sty m:val="bi"/>
+                      </m:rPr>
+                      <w:rPr>
+                        <w:rFonts w:ascii="Cambria Math" w:hAnsi="Cambria Math"/>
+                      </w:rPr>
+                      <m:t>2</m:t>
+                    </m:r>
+                  </m:den>
+                </m:f>
+                <m:d>
+                  <m:dPr>
+                    <m:ctrlPr>
+                      <w:rPr>
+                        <w:rFonts w:ascii="Cambria Math" w:hAnsi="Cambria Math"/>
+                        <w:b/>
+                      </w:rPr>
+                    </m:ctrlPr>
+                  </m:dPr>
+                  <m:e>
+                    <m:r>
+                      <m:rPr>
+                        <m:sty m:val="b"/>
+                      </m:rPr>
+                      <w:rPr>
+                        <w:rFonts w:ascii="Cambria Math" w:hAnsi="Cambria Math"/>
+                      </w:rPr>
+                      <m:t>sin</m:t>
+                    </m:r>
+                    <m:d>
+                      <m:dPr>
+                        <m:ctrlPr>
+                          <w:rPr>
+                            <w:rFonts w:ascii="Cambria Math" w:hAnsi="Cambria Math"/>
+                            <w:b/>
+                          </w:rPr>
+                        </m:ctrlPr>
+                      </m:dPr>
+                      <m:e>
+                        <m:r>
+                          <m:rPr>
+                            <m:sty m:val="bi"/>
+                          </m:rPr>
+                          <w:rPr>
+                            <w:rFonts w:ascii="Cambria Math" w:hAnsi="Cambria Math"/>
+                          </w:rPr>
+                          <m:t>α+</m:t>
+                        </m:r>
+                        <m:r>
+                          <m:rPr>
+                            <m:sty m:val="bi"/>
+                          </m:rPr>
+                          <w:rPr>
+                            <w:rFonts w:ascii="Cambria Math" w:hAnsi="Cambria Math"/>
+                            <w:lang w:val="bg-BG"/>
+                          </w:rPr>
+                          <m:t>β</m:t>
+                        </m:r>
+                      </m:e>
+                    </m:d>
+                    <m:r>
+                      <m:rPr>
+                        <m:sty m:val="b"/>
+                      </m:rPr>
+                      <w:rPr>
+                        <w:rFonts w:ascii="Cambria Math" w:hAnsi="Cambria Math"/>
+                      </w:rPr>
+                      <m:t>+sin</m:t>
+                    </m:r>
+                    <m:d>
+                      <m:dPr>
+                        <m:ctrlPr>
+                          <w:rPr>
+                            <w:rFonts w:ascii="Cambria Math" w:hAnsi="Cambria Math"/>
+                            <w:b/>
+                          </w:rPr>
+                        </m:ctrlPr>
+                      </m:dPr>
+                      <m:e>
+                        <m:r>
+                          <m:rPr>
+                            <m:sty m:val="bi"/>
+                          </m:rPr>
+                          <w:rPr>
+                            <w:rFonts w:ascii="Cambria Math" w:hAnsi="Cambria Math"/>
+                          </w:rPr>
+                          <m:t>α-</m:t>
+                        </m:r>
+                        <m:r>
+                          <m:rPr>
+                            <m:sty m:val="bi"/>
+                          </m:rPr>
+                          <w:rPr>
+                            <w:rFonts w:ascii="Cambria Math" w:hAnsi="Cambria Math"/>
+                            <w:lang w:val="bg-BG"/>
+                          </w:rPr>
+                          <m:t>β</m:t>
+                        </m:r>
+                      </m:e>
+                    </m:d>
+                  </m:e>
+                </m:d>
+              </m:oMath>
+            </m:oMathPara>
+          </w:p>
+          <w:p>
+            <w:pPr>
+              <w:spacing w:before="240" w:after="120"/>
+              <w:rPr>
+                <w:rFonts w:eastAsiaTheme="minorEastAsia"/>
+                <w:b/>
+              </w:rPr>
+            </w:pPr>
+            <m:oMathPara>
+              <m:oMathParaPr>
+                <m:jc m:val="center"/>
+              </m:oMathParaPr>
+              <m:oMath>
+                <m:r>
+                  <m:rPr>
+                    <m:sty m:val="b"/>
+                  </m:rPr>
+                  <w:rPr>
+                    <w:rFonts w:ascii="Cambria Math" w:hAnsi="Cambria Math"/>
+                  </w:rPr>
+                  <m:t>cos</m:t>
+                </m:r>
+                <m:r>
+                  <m:rPr>
+                    <m:sty m:val="b"/>
+                  </m:rPr>
+                  <w:rPr>
+                    <w:rFonts w:ascii="Cambria Math" w:hAnsi="Cambria Math"/>
+                  </w:rPr>
+                  <m:t xml:space="preserve">α cosβ = </m:t>
+                </m:r>
+                <m:f>
+                  <m:fPr>
+                    <m:ctrlPr>
+                      <w:rPr>
+                        <w:rFonts w:ascii="Cambria Math" w:hAnsi="Cambria Math"/>
+                        <w:b/>
+                      </w:rPr>
+                    </m:ctrlPr>
+                  </m:fPr>
+                  <m:num>
+                    <m:r>
+                      <m:rPr>
+                        <m:sty m:val="bi"/>
+                      </m:rPr>
+                      <w:rPr>
+                        <w:rFonts w:ascii="Cambria Math" w:hAnsi="Cambria Math"/>
+                      </w:rPr>
+                      <m:t>1</m:t>
+                    </m:r>
+                  </m:num>
+                  <m:den>
+                    <m:r>
+                      <m:rPr>
+                        <m:sty m:val="bi"/>
+                      </m:rPr>
+                      <w:rPr>
+                        <w:rFonts w:ascii="Cambria Math" w:hAnsi="Cambria Math"/>
+                      </w:rPr>
+                      <m:t>2</m:t>
+                    </m:r>
+                  </m:den>
+                </m:f>
+                <m:d>
+                  <m:dPr>
+                    <m:ctrlPr>
+                      <w:rPr>
+                        <w:rFonts w:ascii="Cambria Math" w:hAnsi="Cambria Math"/>
+                        <w:b/>
+                      </w:rPr>
+                    </m:ctrlPr>
+                  </m:dPr>
+                  <m:e>
+                    <m:r>
+                      <m:rPr>
+                        <m:sty m:val="bi"/>
+                      </m:rPr>
+                      <w:rPr>
+                        <w:rFonts w:ascii="Cambria Math" w:hAnsi="Cambria Math"/>
+                      </w:rPr>
+                      <m:t>cos</m:t>
+                    </m:r>
+                    <m:d>
+                      <m:dPr>
+                        <m:ctrlPr>
+                          <w:rPr>
+                            <w:rFonts w:ascii="Cambria Math" w:hAnsi="Cambria Math"/>
+                            <w:b/>
+                          </w:rPr>
+                        </m:ctrlPr>
+                      </m:dPr>
+                      <m:e>
+                        <m:r>
+                          <m:rPr>
+                            <m:sty m:val="bi"/>
+                          </m:rPr>
+                          <w:rPr>
+                            <w:rFonts w:ascii="Cambria Math" w:hAnsi="Cambria Math"/>
+                          </w:rPr>
+                          <m:t>α+</m:t>
+                        </m:r>
+                        <m:r>
+                          <m:rPr>
+                            <m:sty m:val="bi"/>
+                          </m:rPr>
+                          <w:rPr>
+                            <w:rFonts w:ascii="Cambria Math" w:hAnsi="Cambria Math"/>
+                            <w:lang w:val="bg-BG"/>
+                          </w:rPr>
+                          <m:t>β</m:t>
+                        </m:r>
+                      </m:e>
+                    </m:d>
+                    <m:r>
+                      <m:rPr>
+                        <m:sty m:val="b"/>
+                      </m:rPr>
+                      <w:rPr>
+                        <w:rFonts w:ascii="Cambria Math" w:hAnsi="Cambria Math"/>
+                      </w:rPr>
+                      <m:t>+</m:t>
+                    </m:r>
+                    <m:r>
+                      <m:rPr>
+                        <m:sty m:val="b"/>
+                      </m:rPr>
+                      <w:rPr>
+                        <w:rFonts w:ascii="Cambria Math" w:hAnsi="Cambria Math"/>
+                      </w:rPr>
+                      <m:t>cos</m:t>
+                    </m:r>
+                    <m:d>
+                      <m:dPr>
+                        <m:ctrlPr>
+                          <w:rPr>
+                            <w:rFonts w:ascii="Cambria Math" w:hAnsi="Cambria Math"/>
+                            <w:b/>
+                          </w:rPr>
+                        </m:ctrlPr>
+                      </m:dPr>
+                      <m:e>
+                        <m:r>
+                          <m:rPr>
+                            <m:sty m:val="bi"/>
+                          </m:rPr>
+                          <w:rPr>
+                            <w:rFonts w:ascii="Cambria Math" w:hAnsi="Cambria Math"/>
+                          </w:rPr>
+                          <m:t>α-</m:t>
+                        </m:r>
+                        <m:r>
+                          <m:rPr>
+                            <m:sty m:val="bi"/>
+                          </m:rPr>
+                          <w:rPr>
+                            <w:rFonts w:ascii="Cambria Math" w:hAnsi="Cambria Math"/>
+                            <w:lang w:val="bg-BG"/>
+                          </w:rPr>
+                          <m:t>β</m:t>
+                        </m:r>
+                      </m:e>
+                    </m:d>
+                  </m:e>
+                </m:d>
+              </m:oMath>
+            </m:oMathPara>
+          </w:p>
+          <w:p>
+            <w:pPr>
+              <w:spacing w:before="240" w:after="120"/>
+              <w:rPr>
+                <w:rFonts w:eastAsiaTheme="minorEastAsia"/>
+                <w:b/>
+              </w:rPr>
+            </w:pPr>
+            <m:oMathPara>
+              <m:oMathParaPr>
+                <m:jc m:val="center"/>
+              </m:oMathParaPr>
+              <m:oMath>
+                <m:r>
+                  <m:rPr>
+                    <m:sty m:val="b"/>
+                  </m:rPr>
+                  <w:rPr>
+                    <w:rFonts w:ascii="Cambria Math" w:hAnsi="Cambria Math"/>
+                  </w:rPr>
+                  <m:t>sin</m:t>
+                </m:r>
+                <m:r>
+                  <m:rPr>
+                    <m:sty m:val="b"/>
+                  </m:rPr>
+                  <w:rPr>
+                    <w:rFonts w:ascii="Cambria Math" w:hAnsi="Cambria Math"/>
+                  </w:rPr>
+                  <m:t xml:space="preserve">α </m:t>
+                </m:r>
+                <m:r>
+                  <m:rPr>
+                    <m:sty m:val="b"/>
+                  </m:rPr>
+                  <w:rPr>
+                    <w:rFonts w:ascii="Cambria Math" w:hAnsi="Cambria Math"/>
+                  </w:rPr>
+                  <m:t>sin</m:t>
+                </m:r>
+                <m:r>
+                  <m:rPr>
+                    <m:sty m:val="b"/>
+                  </m:rPr>
+                  <w:rPr>
+                    <w:rFonts w:ascii="Cambria Math" w:hAnsi="Cambria Math"/>
+                  </w:rPr>
+                  <m:t xml:space="preserve">β = </m:t>
+                </m:r>
+                <m:f>
+                  <m:fPr>
+                    <m:ctrlPr>
+                      <w:rPr>
+                        <w:rFonts w:ascii="Cambria Math" w:hAnsi="Cambria Math"/>
+                        <w:b/>
+                      </w:rPr>
+                    </m:ctrlPr>
+                  </m:fPr>
+                  <m:num>
+                    <m:r>
+                      <m:rPr>
+                        <m:sty m:val="bi"/>
+                      </m:rPr>
+                      <w:rPr>
+                        <w:rFonts w:ascii="Cambria Math" w:hAnsi="Cambria Math"/>
+                      </w:rPr>
+                      <m:t>1</m:t>
+                    </m:r>
+                  </m:num>
+                  <m:den>
+                    <m:r>
+                      <m:rPr>
+                        <m:sty m:val="bi"/>
+                      </m:rPr>
+                      <w:rPr>
+                        <w:rFonts w:ascii="Cambria Math" w:hAnsi="Cambria Math"/>
+                      </w:rPr>
+                      <m:t>2</m:t>
+                    </m:r>
+                  </m:den>
+                </m:f>
+                <m:d>
+                  <m:dPr>
+                    <m:ctrlPr>
+                      <w:rPr>
+                        <w:rFonts w:ascii="Cambria Math" w:hAnsi="Cambria Math"/>
+                        <w:b/>
+                      </w:rPr>
+                    </m:ctrlPr>
+                  </m:dPr>
+                  <m:e>
+                    <m:r>
+                      <m:rPr>
+                        <m:sty m:val="bi"/>
+                      </m:rPr>
+                      <w:rPr>
+                        <w:rFonts w:ascii="Cambria Math" w:hAnsi="Cambria Math"/>
+                      </w:rPr>
+                      <m:t>cos</m:t>
+                    </m:r>
+                    <m:d>
+                      <m:dPr>
+                        <m:ctrlPr>
+                          <w:rPr>
+                            <w:rFonts w:ascii="Cambria Math" w:hAnsi="Cambria Math"/>
+                            <w:b/>
+                          </w:rPr>
+                        </m:ctrlPr>
+                      </m:dPr>
+                      <m:e>
+                        <m:r>
+                          <m:rPr>
+                            <m:sty m:val="bi"/>
+                          </m:rPr>
+                          <w:rPr>
+                            <w:rFonts w:ascii="Cambria Math" w:hAnsi="Cambria Math"/>
+                          </w:rPr>
+                          <m:t>α</m:t>
+                        </m:r>
+                        <m:r>
+                          <m:rPr>
+                            <m:sty m:val="bi"/>
+                          </m:rPr>
+                          <w:rPr>
+                            <w:rFonts w:ascii="Cambria Math" w:hAnsi="Cambria Math"/>
+                          </w:rPr>
+                          <m:t>-</m:t>
+                        </m:r>
+                        <m:r>
+                          <m:rPr>
+                            <m:sty m:val="bi"/>
+                          </m:rPr>
+                          <w:rPr>
+                            <w:rFonts w:ascii="Cambria Math" w:hAnsi="Cambria Math"/>
+                            <w:lang w:val="bg-BG"/>
+                          </w:rPr>
+                          <m:t>β</m:t>
+                        </m:r>
+                      </m:e>
+                    </m:d>
+                    <m:r>
+                      <m:rPr>
+                        <m:sty m:val="b"/>
+                      </m:rPr>
+                      <w:rPr>
+                        <w:rFonts w:ascii="Cambria Math" w:hAnsi="Cambria Math"/>
+                      </w:rPr>
+                      <m:t>-</m:t>
+                    </m:r>
+                    <m:r>
+                      <m:rPr>
+                        <m:sty m:val="b"/>
+                      </m:rPr>
+                      <w:rPr>
+                        <w:rFonts w:ascii="Cambria Math" w:hAnsi="Cambria Math"/>
+                      </w:rPr>
+                      <m:t>cos</m:t>
+                    </m:r>
+                    <m:d>
+                      <m:dPr>
+                        <m:ctrlPr>
+                          <w:rPr>
+                            <w:rFonts w:ascii="Cambria Math" w:hAnsi="Cambria Math"/>
+                            <w:b/>
+                          </w:rPr>
+                        </m:ctrlPr>
+                      </m:dPr>
+                      <m:e>
+                        <m:r>
+                          <m:rPr>
+                            <m:sty m:val="bi"/>
+                          </m:rPr>
+                          <w:rPr>
+                            <w:rFonts w:ascii="Cambria Math" w:hAnsi="Cambria Math"/>
+                          </w:rPr>
+                          <m:t>α</m:t>
+                        </m:r>
+                        <m:r>
+                          <m:rPr>
+                            <m:sty m:val="bi"/>
+                          </m:rPr>
+                          <w:rPr>
+                            <w:rFonts w:ascii="Cambria Math" w:hAnsi="Cambria Math"/>
+                          </w:rPr>
+                          <m:t>+</m:t>
+                        </m:r>
+                        <m:r>
+                          <m:rPr>
+                            <m:sty m:val="bi"/>
+                          </m:rPr>
+                          <w:rPr>
+                            <w:rFonts w:ascii="Cambria Math" w:hAnsi="Cambria Math"/>
+                            <w:lang w:val="bg-BG"/>
+                          </w:rPr>
+                          <m:t>β</m:t>
+                        </m:r>
+                      </m:e>
+                    </m:d>
+                  </m:e>
+                </m:d>
+              </m:oMath>
+            </m:oMathPara>
+          </w:p>
+          <w:p>
+            <w:pPr>
+              <w:spacing w:before="120" w:after="120"/>
+              <w:jc w:val="both"/>
+              <w:rPr>
+                <w:rFonts w:ascii="Cambria Math" w:eastAsiaTheme="minorEastAsia" w:hAnsi="Cambria Math"/>
+                <w:iCs/>
+              </w:rPr>
+            </w:pPr>
+          </w:p>
+        </w:tc>
+      </w:tr>
+    </w:tbl>
+    <w:p>
+      <w:pPr>
+        <w:jc w:val="both"/>
+        <w:rPr>
+          <w:rFonts w:ascii="Cambria Math" w:eastAsiaTheme="minorEastAsia" w:hAnsi="Cambria Math"/>
+        </w:rPr>
+      </w:pPr>
+    </w:p>
+    <w:p>
+      <w:pPr>
+        <w:jc w:val="both"/>
+        <w:rPr>
+          <w:rFonts w:ascii="Cambria Math" w:hAnsi="Cambria Math"/>
+          <w:i/>
+        </w:rPr>
+      </w:pPr>
+    </w:p>
+    <w:p>
+      <w:pPr>
+        <w:jc w:val="both"/>
+        <w:rPr>
+          <w:rFonts w:ascii="Cambria Math" w:hAnsi="Cambria Math"/>
+          <w:i/>
         </w:rPr>
       </w:pPr>
     </w:p>
@@ -5060,6 +7199,7 @@
   <w:style w:type="paragraph" w:default="1" w:styleId="Normal">
     <w:name w:val="Normal"/>
     <w:qFormat/>
+    <w:rsid w:val="00E54F13"/>
   </w:style>
   <w:style w:type="paragraph" w:styleId="Heading1">
     <w:name w:val="heading 1"/>
